--- a/vektoripaja/downloads/nayton-dokumentointipohjat.docx
+++ b/vektoripaja/downloads/nayton-dokumentointipohjat.docx
@@ -6833,6 +6833,21 @@
   <w:style w:type="paragraph" w:styleId="Normal" w:default="1">
     <w:name w:val="Normal"/>
     <w:qFormat/>
+  </w:style>
+  <w:style w:type="table" w:styleId="TableNormal" w:default="true">
+    <w:name w:val="Normal Table"/>
+    <w:uiPriority w:val="99"/>
+    <w:semiHidden/>
+    <w:unhideWhenUsed/>
+    <w:tblPr>
+      <w:tblInd w:type="dxa" w:w="0"/>
+      <w:tblCellMar>
+        <w:top w:type="dxa" w:w="0"/>
+        <w:left w:type="dxa" w:w="108"/>
+        <w:bottom w:type="dxa" w:w="0"/>
+        <w:right w:type="dxa" w:w="108"/>
+      </w:tblCellMar>
+    </w:tblPr>
   </w:style>
   <w:style w:type="paragraph" w:styleId="Title">
     <w:name w:val="Title"/>

--- a/vektoripaja/downloads/nayton-dokumentointipohjat.docx
+++ b/vektoripaja/downloads/nayton-dokumentointipohjat.docx
@@ -6936,6 +6936,139 @@
     <w:basedOn w:val="Normal"/>
     <w:qFormat/>
   </w:style>
+  <w:style w:type="paragraph" w:styleId="Caption">
+    <w:name w:val="caption"/>
+    <w:basedOn w:val="Normal"/>
+    <w:next w:val="Normal"/>
+    <w:uiPriority w:val="35"/>
+    <w:semiHidden/>
+    <w:unhideWhenUsed/>
+    <w:qFormat/>
+    <w:pPr>
+      <w:spacing w:after="200"/>
+    </w:pPr>
+    <w:rPr>
+      <w:i/>
+      <w:iCs/>
+      <w:color w:val="44546A" w:themeColor="dark2"/>
+      <w:sz w:val="18"/>
+      <w:szCs w:val="18"/>
+    </w:rPr>
+  </w:style>
+  <w:style w:type="paragraph" w:styleId="Bibliography">
+    <w:name w:val="Bibliography"/>
+    <w:basedOn w:val="Normal"/>
+    <w:next w:val="Normal"/>
+    <w:uiPriority w:val="37"/>
+    <w:unhideWhenUsed/>
+  </w:style>
+  <w:style w:type="paragraph" w:styleId="TOC1">
+    <w:name w:val="toc 1"/>
+    <w:basedOn w:val="Normal"/>
+    <w:next w:val="Normal"/>
+    <w:uiPriority w:val="39"/>
+    <w:semiHidden/>
+    <w:unhideWhenUsed/>
+    <w:pPr>
+      <w:spacing w:after="100"/>
+    </w:pPr>
+  </w:style>
+  <w:style w:type="paragraph" w:styleId="TOC2">
+    <w:name w:val="toc 2"/>
+    <w:basedOn w:val="Normal"/>
+    <w:next w:val="Normal"/>
+    <w:uiPriority w:val="39"/>
+    <w:semiHidden/>
+    <w:unhideWhenUsed/>
+    <w:pPr>
+      <w:spacing w:after="100"/>
+      <w:ind w:left="210"/>
+    </w:pPr>
+  </w:style>
+  <w:style w:type="paragraph" w:styleId="TOC3">
+    <w:name w:val="toc 3"/>
+    <w:basedOn w:val="Normal"/>
+    <w:next w:val="Normal"/>
+    <w:uiPriority w:val="39"/>
+    <w:semiHidden/>
+    <w:unhideWhenUsed/>
+    <w:pPr>
+      <w:spacing w:after="100"/>
+      <w:ind w:left="420"/>
+    </w:pPr>
+  </w:style>
+  <w:style w:type="paragraph" w:styleId="TOC4">
+    <w:name w:val="toc 4"/>
+    <w:basedOn w:val="Normal"/>
+    <w:next w:val="Normal"/>
+    <w:uiPriority w:val="39"/>
+    <w:semiHidden/>
+    <w:unhideWhenUsed/>
+    <w:pPr>
+      <w:spacing w:after="100"/>
+      <w:ind w:left="630"/>
+    </w:pPr>
+  </w:style>
+  <w:style w:type="paragraph" w:styleId="TOC5">
+    <w:name w:val="toc 5"/>
+    <w:basedOn w:val="Normal"/>
+    <w:next w:val="Normal"/>
+    <w:uiPriority w:val="39"/>
+    <w:semiHidden/>
+    <w:unhideWhenUsed/>
+    <w:pPr>
+      <w:spacing w:after="100"/>
+      <w:ind w:left="840"/>
+    </w:pPr>
+  </w:style>
+  <w:style w:type="paragraph" w:styleId="TOC6">
+    <w:name w:val="toc 6"/>
+    <w:basedOn w:val="Normal"/>
+    <w:next w:val="Normal"/>
+    <w:uiPriority w:val="39"/>
+    <w:semiHidden/>
+    <w:unhideWhenUsed/>
+    <w:pPr>
+      <w:spacing w:after="100"/>
+      <w:ind w:left="1050"/>
+    </w:pPr>
+  </w:style>
+  <w:style w:type="paragraph" w:styleId="TOC7">
+    <w:name w:val="toc 7"/>
+    <w:basedOn w:val="Normal"/>
+    <w:next w:val="Normal"/>
+    <w:uiPriority w:val="39"/>
+    <w:semiHidden/>
+    <w:unhideWhenUsed/>
+    <w:pPr>
+      <w:spacing w:after="100"/>
+      <w:ind w:left="1260"/>
+    </w:pPr>
+  </w:style>
+  <w:style w:type="paragraph" w:styleId="TOC8">
+    <w:name w:val="toc 8"/>
+    <w:basedOn w:val="Normal"/>
+    <w:next w:val="Normal"/>
+    <w:uiPriority w:val="39"/>
+    <w:semiHidden/>
+    <w:unhideWhenUsed/>
+    <w:pPr>
+      <w:spacing w:after="100"/>
+      <w:ind w:left="1470"/>
+    </w:pPr>
+  </w:style>
+  <w:style w:type="paragraph" w:styleId="TOC9">
+    <w:name w:val="toc 9"/>
+    <w:basedOn w:val="Normal"/>
+    <w:next w:val="Normal"/>
+    <w:uiPriority w:val="39"/>
+    <w:semiHidden/>
+    <w:unhideWhenUsed/>
+    <w:pPr>
+      <w:spacing w:after="100"/>
+      <w:ind w:left="1680"/>
+    </w:pPr>
+  </w:style>
   <w:style w:type="character" w:styleId="Hyperlink">
     <w:name w:val="Hyperlink"/>
     <w:basedOn w:val="DefaultParagraphFont"/>
@@ -7019,6 +7152,13 @@
       <w:sz w:val="20"/>
       <w:szCs w:val="20"/>
     </w:rPr>
+  </w:style>
+  <w:style w:type="character" w:styleId="LineNumber">
+    <w:name w:val="line number"/>
+    <w:basedOn w:val="DefaultParagraphFont"/>
+    <w:uiPriority w:val="99"/>
+    <w:semiHidden/>
+    <w:unhideWhenUsed/>
   </w:style>
 </w:styles>
 </file>
